--- a/pr-preview/pr-193/index-tracked-changes.docx
+++ b/pr-preview/pr-193/index-tracked-changes.docx
@@ -16,7 +16,7 @@
       </w:pPr>
       <w:del w:id="1" w:author="PR Preview" w:date="2026-01-01T00:00:00Z">
         <w:r>
-          <w:delText xml:space="preserve">Last modified: 2026-10-15 01:50:16 (PDT)</w:delText>
+          <w:delText xml:space="preserve">Last modified: 2026-10-15 06:17:56 (PDT)</w:delText>
         </w:r>
       </w:del>
     </w:p>
@@ -26,7 +26,7 @@
       </w:pPr>
       <w:ins w:id="2" w:author="PR Preview" w:date="2026-01-01T00:00:00Z">
         <w:r>
-          <w:t xml:space="preserve">Last modified: 2026-10-15 01:42:34 (PDT)</w:t>
+          <w:t xml:space="preserve">Last modified: 2026-10-15 08:32:19 (PDT)</w:t>
         </w:r>
       </w:ins>
     </w:p>
@@ -253,50 +253,34 @@
         </w:numPr>
       </w:pPr>
       <w:hyperlink r:id="rId14">
-        <w:del w:id="3" w:author="PR Preview" w:date="2026-01-01T00:00:00Z">
-          <w:r>
-            <w:rPr>
-              <w:rStyle w:val="Hyperlink"/>
-            </w:rPr>
-            <w:delText xml:space="preserve">Maximum likelihood inference</w:delText>
-          </w:r>
-        </w:del>
+        <w:r>
+          <w:rPr>
+            <w:rStyle w:val="Hyperlink"/>
+          </w:rPr>
+          <w:t xml:space="preserve">Maximum likelihood inference</w:t>
+        </w:r>
       </w:hyperlink>
-      <w:del w:id="4" w:author="PR Preview" w:date="2026-01-01T00:00:00Z">
-        <w:r>
-          <w:delText xml:space="preserve">:</w:delText>
-        </w:r>
-      </w:del>
-      <w:del w:id="5" w:author="PR Preview" w:date="2026-01-01T00:00:00Z">
-        <w:r>
-          <w:delText xml:space="preserve"> </w:delText>
-        </w:r>
-      </w:del>
-      <w:del w:id="6" w:author="PR Preview" w:date="2026-01-01T00:00:00Z">
-        <w:r>
-          <w:delText xml:space="preserve">likelihood, score, information, the asymptotic distribution of MLEs,</w:delText>
-        </w:r>
-      </w:del>
-      <w:del w:id="7" w:author="PR Preview" w:date="2026-01-01T00:00:00Z">
-        <w:r>
-          <w:delText xml:space="preserve"> </w:delText>
-        </w:r>
-      </w:del>
-      <w:del w:id="8" w:author="PR Preview" w:date="2026-01-01T00:00:00Z">
-        <w:r>
-          <w:delText xml:space="preserve">Wald and likelihood ratio tests, and Newton-Raphson,</w:delText>
-        </w:r>
-      </w:del>
-      <w:del w:id="9" w:author="PR Preview" w:date="2026-01-01T00:00:00Z">
-        <w:r>
-          <w:delText xml:space="preserve"> </w:delText>
-        </w:r>
-      </w:del>
-      <w:del w:id="10" w:author="PR Preview" w:date="2026-01-01T00:00:00Z">
-        <w:r>
-          <w:delText xml:space="preserve">with worked examples.</w:delText>
-        </w:r>
-      </w:del>
+      <w:r>
+        <w:t xml:space="preserve">:</w:t>
+      </w:r>
+      <w:r>
+        <w:t xml:space="preserve"> </w:t>
+      </w:r>
+      <w:r>
+        <w:t xml:space="preserve">likelihood, score, information, the asymptotic distribution of MLEs,</w:t>
+      </w:r>
+      <w:r>
+        <w:t xml:space="preserve"> </w:t>
+      </w:r>
+      <w:r>
+        <w:t xml:space="preserve">Wald and likelihood ratio tests, and Newton-Raphson,</w:t>
+      </w:r>
+      <w:r>
+        <w:t xml:space="preserve"> </w:t>
+      </w:r>
+      <w:r>
+        <w:t xml:space="preserve">with worked examples;</w:t>
+      </w:r>
     </w:p>
     <w:p>
       <w:pPr>
@@ -306,51 +290,23 @@
           <w:numId w:val="1002"/>
         </w:numPr>
       </w:pPr>
-      <w:hyperlink r:id="rId14">
-        <w:ins w:id="11" w:author="PR Preview" w:date="2026-01-01T00:00:00Z">
-          <w:r>
-            <w:rPr>
-              <w:rStyle w:val="Hyperlink"/>
-            </w:rPr>
-            <w:t xml:space="preserve">Maximum likelihood inference</w:t>
-          </w:r>
-        </w:ins>
+      <w:hyperlink r:id="rId15">
+        <w:r>
+          <w:rPr>
+            <w:rStyle w:val="Hyperlink"/>
+          </w:rPr>
+          <w:t xml:space="preserve">Properties of estimators</w:t>
+        </w:r>
       </w:hyperlink>
-      <w:ins w:id="12" w:author="PR Preview" w:date="2026-01-01T00:00:00Z">
-        <w:r>
-          <w:t xml:space="preserve">:</w:t>
-        </w:r>
-      </w:ins>
-      <w:ins w:id="13" w:author="PR Preview" w:date="2026-01-01T00:00:00Z">
-        <w:r>
-          <w:t xml:space="preserve"> </w:t>
-        </w:r>
-      </w:ins>
-      <w:ins w:id="14" w:author="PR Preview" w:date="2026-01-01T00:00:00Z">
-        <w:r>
-          <w:t xml:space="preserve">likelihood, score, information, the asymptotic distribution of MLEs,</w:t>
-        </w:r>
-      </w:ins>
-      <w:ins w:id="15" w:author="PR Preview" w:date="2026-01-01T00:00:00Z">
-        <w:r>
-          <w:t xml:space="preserve"> </w:t>
-        </w:r>
-      </w:ins>
-      <w:ins w:id="16" w:author="PR Preview" w:date="2026-01-01T00:00:00Z">
-        <w:r>
-          <w:t xml:space="preserve">Wald and likelihood ratio tests, and Newton-Raphson,</w:t>
-        </w:r>
-      </w:ins>
-      <w:ins w:id="17" w:author="PR Preview" w:date="2026-01-01T00:00:00Z">
-        <w:r>
-          <w:t xml:space="preserve"> </w:t>
-        </w:r>
-      </w:ins>
-      <w:ins w:id="18" w:author="PR Preview" w:date="2026-01-01T00:00:00Z">
-        <w:r>
-          <w:t xml:space="preserve">with worked examples;</w:t>
-        </w:r>
-      </w:ins>
+      <w:r>
+        <w:t xml:space="preserve">:</w:t>
+      </w:r>
+      <w:r>
+        <w:t xml:space="preserve"> </w:t>
+      </w:r>
+      <w:r>
+        <w:t xml:space="preserve">consistency, relative efficiency, and the Cramér–Rao lower bound.</w:t>
+      </w:r>
     </w:p>
     <w:p>
       <w:pPr>
@@ -360,42 +316,8 @@
           <w:numId w:val="1002"/>
         </w:numPr>
       </w:pPr>
-      <w:hyperlink r:id="rId15">
-        <w:ins w:id="19" w:author="PR Preview" w:date="2026-01-01T00:00:00Z">
-          <w:r>
-            <w:rPr>
-              <w:rStyle w:val="Hyperlink"/>
-            </w:rPr>
-            <w:t xml:space="preserve">Properties of estimators</w:t>
-          </w:r>
-        </w:ins>
-      </w:hyperlink>
-      <w:ins w:id="20" w:author="PR Preview" w:date="2026-01-01T00:00:00Z">
-        <w:r>
-          <w:t xml:space="preserve">:</w:t>
-        </w:r>
-      </w:ins>
-      <w:ins w:id="21" w:author="PR Preview" w:date="2026-01-01T00:00:00Z">
-        <w:r>
-          <w:t xml:space="preserve"> </w:t>
-        </w:r>
-      </w:ins>
-      <w:ins w:id="22" w:author="PR Preview" w:date="2026-01-01T00:00:00Z">
-        <w:r>
-          <w:t xml:space="preserve">consistency, relative efficiency, and the Cramér–Rao lower bound.</w:t>
-        </w:r>
-      </w:ins>
-    </w:p>
-    <w:p>
-      <w:pPr>
-        <w:pStyle w:val="Compact"/>
-        <w:numPr>
-          <w:ilvl w:val="0"/>
-          <w:numId w:val="1002"/>
-        </w:numPr>
-      </w:pPr>
       <w:hyperlink r:id="rId16">
-        <w:ins w:id="23" w:author="PR Preview" w:date="2026-01-01T00:00:00Z">
+        <w:ins w:id="3" w:author="PR Preview" w:date="2026-01-01T00:00:00Z">
           <w:r>
             <w:rPr>
               <w:rStyle w:val="Hyperlink"/>
@@ -404,17 +326,17 @@
           </w:r>
         </w:ins>
       </w:hyperlink>
-      <w:ins w:id="24" w:author="PR Preview" w:date="2026-01-01T00:00:00Z">
+      <w:ins w:id="4" w:author="PR Preview" w:date="2026-01-01T00:00:00Z">
         <w:r>
           <w:t xml:space="preserve">:</w:t>
         </w:r>
       </w:ins>
-      <w:ins w:id="25" w:author="PR Preview" w:date="2026-01-01T00:00:00Z">
+      <w:ins w:id="5" w:author="PR Preview" w:date="2026-01-01T00:00:00Z">
         <w:r>
           <w:t xml:space="preserve"> </w:t>
         </w:r>
       </w:ins>
-      <w:ins w:id="26" w:author="PR Preview" w:date="2026-01-01T00:00:00Z">
+      <w:ins w:id="6" w:author="PR Preview" w:date="2026-01-01T00:00:00Z">
         <w:r>
           <w:t xml:space="preserve">sufficient statistics, the factorization theorem, and improving an unbiased estimator.</w:t>
         </w:r>

--- a/pr-preview/pr-193/index-tracked-changes.docx
+++ b/pr-preview/pr-193/index-tracked-changes.docx
@@ -16,7 +16,7 @@
       </w:pPr>
       <w:del w:id="1" w:author="PR Preview" w:date="2026-01-01T00:00:00Z">
         <w:r>
-          <w:delText xml:space="preserve">Last modified: 2026-10-15 06:17:56 (PDT)</w:delText>
+          <w:delText xml:space="preserve">Last modified: 2026-10-15 08:49:51 (PDT)</w:delText>
         </w:r>
       </w:del>
     </w:p>
@@ -26,7 +26,7 @@
       </w:pPr>
       <w:ins w:id="2" w:author="PR Preview" w:date="2026-01-01T00:00:00Z">
         <w:r>
-          <w:t xml:space="preserve">Last modified: 2026-10-15 08:32:19 (PDT)</w:t>
+          <w:t xml:space="preserve">Last modified: 2026-10-15 08:48:20 (PDT)</w:t>
         </w:r>
       </w:ins>
     </w:p>
